--- a/registry/jobs/2026-08-29_144044_gkt-group_php-developer/application/CV_ValentinNikolaev_gktgroup_PHPDeveloper.docx
+++ b/registry/jobs/2026-08-29_144044_gkt-group_php-developer/application/CV_ValentinNikolaev_gktgroup_PHPDeveloper.docx
@@ -55,7 +55,7 @@
         </w:rPr>
         <w:t xml:space="preserve">Rome, Italy | </w:t>
       </w:r>
-      <w:hyperlink w:history="1" r:id="rIdeivmoesxrqwg9tiskjsme">
+      <w:hyperlink w:history="1" r:id="rIdmfdu_fyk-xmqpkjfmgyqe">
         <w:r>
           <w:rPr>
             <w:rFonts w:ascii="Aptos" w:cs="Aptos" w:eastAsia="Aptos" w:hAnsi="Aptos"/>
@@ -76,8 +76,55 @@
           <w:szCs w:val="24"/>
           <w:rtl w:val="false"/>
         </w:rPr>
-        <w:t xml:space="preserve"> | +39 351 370 1194 | LinkedIn | GitHub</w:t>
-      </w:r>
+        <w:t xml:space="preserve"> | +39 351 370 1194</w:t>
+      </w:r>
+      <w:r>
+        <w:rPr>
+          <w:rFonts w:ascii="Aptos" w:cs="Aptos" w:eastAsia="Aptos" w:hAnsi="Aptos"/>
+          <w:color w:val="000000"/>
+          <w:sz w:val="24"/>
+          <w:szCs w:val="24"/>
+          <w:rtl w:val="false"/>
+        </w:rPr>
+        <w:t xml:space="preserve">
+</w:t>
+      </w:r>
+      <w:hyperlink w:history="1" r:id="rId61zeldvvr3--zqy73ikwz">
+        <w:r>
+          <w:rPr>
+            <w:rFonts w:ascii="Aptos" w:cs="Aptos" w:eastAsia="Aptos" w:hAnsi="Aptos"/>
+            <w:color w:val="0000FF"/>
+            <w:sz w:val="24"/>
+            <w:szCs w:val="24"/>
+            <w:u w:val="single"/>
+            <w:rtl w:val="false"/>
+          </w:rPr>
+          <w:t xml:space="preserve">https://linkedin.com/in/valentinnikolaev</w:t>
+        </w:r>
+      </w:hyperlink>
+      <w:r>
+        <w:rPr>
+          <w:rFonts w:ascii="Aptos" w:cs="Aptos" w:eastAsia="Aptos" w:hAnsi="Aptos"/>
+          <w:color w:val="000000"/>
+          <w:sz w:val="24"/>
+          <w:szCs w:val="24"/>
+          <w:rtl w:val="false"/>
+        </w:rPr>
+        <w:t xml:space="preserve"> | </w:t>
+      </w:r>
+      <w:hyperlink w:history="1" r:id="rIdqgv1ljfbxplwcabfaehdk">
+        <w:r>
+          <w:rPr>
+            <w:rFonts w:ascii="Aptos" w:cs="Aptos" w:eastAsia="Aptos" w:hAnsi="Aptos"/>
+            <w:color w:val="0000FF"/>
+            <w:sz w:val="24"/>
+            <w:szCs w:val="24"/>
+            <w:u w:val="single"/>
+            <w:rtl w:val="false"/>
+          </w:rPr>
+          <w:t xml:space="preserve">https://github.com/ValentinNikolaev</w:t>
+        </w:r>
+      </w:hyperlink>
     </w:p>
     <w:p>
       <w:pPr>
@@ -113,7 +160,7 @@
           <w:szCs w:val="24"/>
           <w:rtl w:val="false"/>
         </w:rPr>
-        <w:t xml:space="preserve">Backend engineer with 15+ years building PHP and Go production systems, with Laravel, Symfony, MySQL, APIs, performance work, cloud infrastructure, and delivery ownership.</w:t>
+        <w:t xml:space="preserve">Backend engineer with more than 15 years of experience building and improving production systems across PHP and Go. My supported background includes Laravel, Symfony, MySQL, PostgreSQL, REST APIs, queues, cloud delivery, monitoring, and technical leadership. I have worked on document automation, communication-heavy systems, digital products, analytics infrastructure, and backend integrations. I bring a pragmatic approach to diagnosing performance issues, making systems easier to operate, and collaborating on maintainable software delivery.</w:t>
       </w:r>
     </w:p>
     <w:p>
@@ -138,6 +185,361 @@
     </w:p>
     <w:p>
       <w:pPr>
+        <w:pStyle w:val="ListParagraph"/>
+        <w:numPr>
+          <w:ilvl w:val="0"/>
+          <w:numId w:val="1"/>
+        </w:numPr>
+        <w:bidi w:val="false"/>
+        <w:spacing w:after="60" w:before="60"/>
+      </w:pPr>
+      <w:r>
+        <w:rPr>
+          <w:rFonts w:ascii="Aptos" w:cs="Aptos" w:eastAsia="Aptos" w:hAnsi="Aptos"/>
+          <w:color w:val="000000"/>
+          <w:sz w:val="24"/>
+          <w:szCs w:val="24"/>
+          <w:rtl w:val="false"/>
+        </w:rPr>
+        <w:t xml:space="preserve">PHP</w:t>
+      </w:r>
+    </w:p>
+    <w:p>
+      <w:pPr>
+        <w:pStyle w:val="ListParagraph"/>
+        <w:numPr>
+          <w:ilvl w:val="0"/>
+          <w:numId w:val="1"/>
+        </w:numPr>
+        <w:bidi w:val="false"/>
+        <w:spacing w:after="60" w:before="60"/>
+      </w:pPr>
+      <w:r>
+        <w:rPr>
+          <w:rFonts w:ascii="Aptos" w:cs="Aptos" w:eastAsia="Aptos" w:hAnsi="Aptos"/>
+          <w:color w:val="000000"/>
+          <w:sz w:val="24"/>
+          <w:szCs w:val="24"/>
+          <w:rtl w:val="false"/>
+        </w:rPr>
+        <w:t xml:space="preserve">Laravel</w:t>
+      </w:r>
+    </w:p>
+    <w:p>
+      <w:pPr>
+        <w:pStyle w:val="ListParagraph"/>
+        <w:numPr>
+          <w:ilvl w:val="0"/>
+          <w:numId w:val="1"/>
+        </w:numPr>
+        <w:bidi w:val="false"/>
+        <w:spacing w:after="60" w:before="60"/>
+      </w:pPr>
+      <w:r>
+        <w:rPr>
+          <w:rFonts w:ascii="Aptos" w:cs="Aptos" w:eastAsia="Aptos" w:hAnsi="Aptos"/>
+          <w:color w:val="000000"/>
+          <w:sz w:val="24"/>
+          <w:szCs w:val="24"/>
+          <w:rtl w:val="false"/>
+        </w:rPr>
+        <w:t xml:space="preserve">Symfony</w:t>
+      </w:r>
+    </w:p>
+    <w:p>
+      <w:pPr>
+        <w:pStyle w:val="ListParagraph"/>
+        <w:numPr>
+          <w:ilvl w:val="0"/>
+          <w:numId w:val="1"/>
+        </w:numPr>
+        <w:bidi w:val="false"/>
+        <w:spacing w:after="60" w:before="60"/>
+      </w:pPr>
+      <w:r>
+        <w:rPr>
+          <w:rFonts w:ascii="Aptos" w:cs="Aptos" w:eastAsia="Aptos" w:hAnsi="Aptos"/>
+          <w:color w:val="000000"/>
+          <w:sz w:val="24"/>
+          <w:szCs w:val="24"/>
+          <w:rtl w:val="false"/>
+        </w:rPr>
+        <w:t xml:space="preserve">MySQL</w:t>
+      </w:r>
+    </w:p>
+    <w:p>
+      <w:pPr>
+        <w:pStyle w:val="ListParagraph"/>
+        <w:numPr>
+          <w:ilvl w:val="0"/>
+          <w:numId w:val="1"/>
+        </w:numPr>
+        <w:bidi w:val="false"/>
+        <w:spacing w:after="60" w:before="60"/>
+      </w:pPr>
+      <w:r>
+        <w:rPr>
+          <w:rFonts w:ascii="Aptos" w:cs="Aptos" w:eastAsia="Aptos" w:hAnsi="Aptos"/>
+          <w:color w:val="000000"/>
+          <w:sz w:val="24"/>
+          <w:szCs w:val="24"/>
+          <w:rtl w:val="false"/>
+        </w:rPr>
+        <w:t xml:space="preserve">PostgreSQL</w:t>
+      </w:r>
+    </w:p>
+    <w:p>
+      <w:pPr>
+        <w:pStyle w:val="ListParagraph"/>
+        <w:numPr>
+          <w:ilvl w:val="0"/>
+          <w:numId w:val="1"/>
+        </w:numPr>
+        <w:bidi w:val="false"/>
+        <w:spacing w:after="60" w:before="60"/>
+      </w:pPr>
+      <w:r>
+        <w:rPr>
+          <w:rFonts w:ascii="Aptos" w:cs="Aptos" w:eastAsia="Aptos" w:hAnsi="Aptos"/>
+          <w:color w:val="000000"/>
+          <w:sz w:val="24"/>
+          <w:szCs w:val="24"/>
+          <w:rtl w:val="false"/>
+        </w:rPr>
+        <w:t xml:space="preserve">REST APIs</w:t>
+      </w:r>
+    </w:p>
+    <w:p>
+      <w:pPr>
+        <w:pStyle w:val="ListParagraph"/>
+        <w:numPr>
+          <w:ilvl w:val="0"/>
+          <w:numId w:val="1"/>
+        </w:numPr>
+        <w:bidi w:val="false"/>
+        <w:spacing w:after="60" w:before="60"/>
+      </w:pPr>
+      <w:r>
+        <w:rPr>
+          <w:rFonts w:ascii="Aptos" w:cs="Aptos" w:eastAsia="Aptos" w:hAnsi="Aptos"/>
+          <w:color w:val="000000"/>
+          <w:sz w:val="24"/>
+          <w:szCs w:val="24"/>
+          <w:rtl w:val="false"/>
+        </w:rPr>
+        <w:t xml:space="preserve">Go</w:t>
+      </w:r>
+    </w:p>
+    <w:p>
+      <w:pPr>
+        <w:pStyle w:val="ListParagraph"/>
+        <w:numPr>
+          <w:ilvl w:val="0"/>
+          <w:numId w:val="1"/>
+        </w:numPr>
+        <w:bidi w:val="false"/>
+        <w:spacing w:after="60" w:before="60"/>
+      </w:pPr>
+      <w:r>
+        <w:rPr>
+          <w:rFonts w:ascii="Aptos" w:cs="Aptos" w:eastAsia="Aptos" w:hAnsi="Aptos"/>
+          <w:color w:val="000000"/>
+          <w:sz w:val="24"/>
+          <w:szCs w:val="24"/>
+          <w:rtl w:val="false"/>
+        </w:rPr>
+        <w:t xml:space="preserve">RabbitMQ</w:t>
+      </w:r>
+    </w:p>
+    <w:p>
+      <w:pPr>
+        <w:pStyle w:val="ListParagraph"/>
+        <w:numPr>
+          <w:ilvl w:val="0"/>
+          <w:numId w:val="1"/>
+        </w:numPr>
+        <w:bidi w:val="false"/>
+        <w:spacing w:after="60" w:before="60"/>
+      </w:pPr>
+      <w:r>
+        <w:rPr>
+          <w:rFonts w:ascii="Aptos" w:cs="Aptos" w:eastAsia="Aptos" w:hAnsi="Aptos"/>
+          <w:color w:val="000000"/>
+          <w:sz w:val="24"/>
+          <w:szCs w:val="24"/>
+          <w:rtl w:val="false"/>
+        </w:rPr>
+        <w:t xml:space="preserve">AWS</w:t>
+      </w:r>
+    </w:p>
+    <w:p>
+      <w:pPr>
+        <w:pStyle w:val="ListParagraph"/>
+        <w:numPr>
+          <w:ilvl w:val="0"/>
+          <w:numId w:val="1"/>
+        </w:numPr>
+        <w:bidi w:val="false"/>
+        <w:spacing w:after="60" w:before="60"/>
+      </w:pPr>
+      <w:r>
+        <w:rPr>
+          <w:rFonts w:ascii="Aptos" w:cs="Aptos" w:eastAsia="Aptos" w:hAnsi="Aptos"/>
+          <w:color w:val="000000"/>
+          <w:sz w:val="24"/>
+          <w:szCs w:val="24"/>
+          <w:rtl w:val="false"/>
+        </w:rPr>
+        <w:t xml:space="preserve">Kubernetes</w:t>
+      </w:r>
+    </w:p>
+    <w:p>
+      <w:pPr>
+        <w:pStyle w:val="ListParagraph"/>
+        <w:numPr>
+          <w:ilvl w:val="0"/>
+          <w:numId w:val="1"/>
+        </w:numPr>
+        <w:bidi w:val="false"/>
+        <w:spacing w:after="60" w:before="60"/>
+      </w:pPr>
+      <w:r>
+        <w:rPr>
+          <w:rFonts w:ascii="Aptos" w:cs="Aptos" w:eastAsia="Aptos" w:hAnsi="Aptos"/>
+          <w:color w:val="000000"/>
+          <w:sz w:val="24"/>
+          <w:szCs w:val="24"/>
+          <w:rtl w:val="false"/>
+        </w:rPr>
+        <w:t xml:space="preserve">Elasticsearch</w:t>
+      </w:r>
+    </w:p>
+    <w:p>
+      <w:pPr>
+        <w:pStyle w:val="ListParagraph"/>
+        <w:numPr>
+          <w:ilvl w:val="0"/>
+          <w:numId w:val="1"/>
+        </w:numPr>
+        <w:bidi w:val="false"/>
+        <w:spacing w:after="60" w:before="60"/>
+      </w:pPr>
+      <w:r>
+        <w:rPr>
+          <w:rFonts w:ascii="Aptos" w:cs="Aptos" w:eastAsia="Aptos" w:hAnsi="Aptos"/>
+          <w:color w:val="000000"/>
+          <w:sz w:val="24"/>
+          <w:szCs w:val="24"/>
+          <w:rtl w:val="false"/>
+        </w:rPr>
+        <w:t xml:space="preserve">Prometheus</w:t>
+      </w:r>
+    </w:p>
+    <w:p>
+      <w:pPr>
+        <w:pStyle w:val="ListParagraph"/>
+        <w:numPr>
+          <w:ilvl w:val="0"/>
+          <w:numId w:val="1"/>
+        </w:numPr>
+        <w:bidi w:val="false"/>
+        <w:spacing w:after="60" w:before="60"/>
+      </w:pPr>
+      <w:r>
+        <w:rPr>
+          <w:rFonts w:ascii="Aptos" w:cs="Aptos" w:eastAsia="Aptos" w:hAnsi="Aptos"/>
+          <w:color w:val="000000"/>
+          <w:sz w:val="24"/>
+          <w:szCs w:val="24"/>
+          <w:rtl w:val="false"/>
+        </w:rPr>
+        <w:t xml:space="preserve">GitHub Actions</w:t>
+      </w:r>
+    </w:p>
+    <w:p>
+      <w:pPr>
+        <w:pStyle w:val="ListParagraph"/>
+        <w:numPr>
+          <w:ilvl w:val="0"/>
+          <w:numId w:val="1"/>
+        </w:numPr>
+        <w:bidi w:val="false"/>
+        <w:spacing w:after="60" w:before="60"/>
+      </w:pPr>
+      <w:r>
+        <w:rPr>
+          <w:rFonts w:ascii="Aptos" w:cs="Aptos" w:eastAsia="Aptos" w:hAnsi="Aptos"/>
+          <w:color w:val="000000"/>
+          <w:sz w:val="24"/>
+          <w:szCs w:val="24"/>
+          <w:rtl w:val="false"/>
+        </w:rPr>
+        <w:t xml:space="preserve">Helm</w:t>
+      </w:r>
+    </w:p>
+    <w:p>
+      <w:pPr>
+        <w:pStyle w:val="ListParagraph"/>
+        <w:numPr>
+          <w:ilvl w:val="0"/>
+          <w:numId w:val="1"/>
+        </w:numPr>
+        <w:bidi w:val="false"/>
+        <w:spacing w:after="60" w:before="60"/>
+      </w:pPr>
+      <w:r>
+        <w:rPr>
+          <w:rFonts w:ascii="Aptos" w:cs="Aptos" w:eastAsia="Aptos" w:hAnsi="Aptos"/>
+          <w:color w:val="000000"/>
+          <w:sz w:val="24"/>
+          <w:szCs w:val="24"/>
+          <w:rtl w:val="false"/>
+        </w:rPr>
+        <w:t xml:space="preserve">ArgoCD</w:t>
+      </w:r>
+    </w:p>
+    <w:p>
+      <w:pPr>
+        <w:pStyle w:val="2"/>
+        <w:pStyle w:val="Heading2"/>
+        <w:bidi w:val="false"/>
+        <w:spacing w:after="120" w:before="240"/>
+      </w:pPr>
+      <w:bookmarkStart w:name="_Toc_Experience_4" w:id="1"/>
+      <w:r>
+        <w:rPr>
+          <w:rFonts w:ascii="Aptos" w:cs="Aptos" w:eastAsia="Aptos" w:hAnsi="Aptos"/>
+          <w:color w:val="000000"/>
+          <w:sz w:val="28"/>
+          <w:szCs w:val="28"/>
+          <w:rtl w:val="false"/>
+        </w:rPr>
+        <w:t xml:space="preserve">Experience</w:t>
+      </w:r>
+      <w:bookmarkEnd w:id="1"/>
+    </w:p>
+    <w:p>
+      <w:pPr>
+        <w:pStyle w:val="3"/>
+        <w:pStyle w:val="Heading3"/>
+        <w:bidi w:val="false"/>
+        <w:spacing w:after="120" w:before="240"/>
+      </w:pPr>
+      <w:bookmarkStart w:name="_Toc_Simplelife_Software_Developer_5" w:id="1"/>
+      <w:r>
+        <w:rPr>
+          <w:rFonts w:ascii="Aptos" w:cs="Aptos" w:eastAsia="Aptos" w:hAnsi="Aptos"/>
+          <w:color w:val="000000"/>
+          <w:sz w:val="24"/>
+          <w:szCs w:val="24"/>
+          <w:rtl w:val="false"/>
+        </w:rPr>
+        <w:t xml:space="preserve">Simple.life — Software Developer</w:t>
+      </w:r>
+      <w:bookmarkEnd w:id="1"/>
+    </w:p>
+    <w:p>
+      <w:pPr>
         <w:bidi w:val="false"/>
         <w:spacing w:after="120" w:before="120" w:line="259.20000000000005"/>
         <w:jc w:val="left"/>
@@ -150,7 +552,601 @@
           <w:szCs w:val="24"/>
           <w:rtl w:val="false"/>
         </w:rPr>
-        <w:t xml:space="preserve">PHP, Laravel, Symfony, Go, MySQL, PostgreSQL, REST APIs, AWS, Kubernetes, RabbitMQ, Elasticsearch, GitHub Actions, Helm, ArgoCD, monitoring.</w:t>
+        <w:t xml:space="preserve">November 2023 – July 2026</w:t>
+      </w:r>
+    </w:p>
+    <w:p>
+      <w:pPr>
+        <w:pStyle w:val="ListParagraph"/>
+        <w:numPr>
+          <w:ilvl w:val="0"/>
+          <w:numId w:val="1"/>
+        </w:numPr>
+        <w:bidi w:val="false"/>
+        <w:spacing w:after="60" w:before="60"/>
+      </w:pPr>
+      <w:r>
+        <w:rPr>
+          <w:rFonts w:ascii="Aptos" w:cs="Aptos" w:eastAsia="Aptos" w:hAnsi="Aptos"/>
+          <w:color w:val="000000"/>
+          <w:sz w:val="24"/>
+          <w:szCs w:val="24"/>
+          <w:rtl w:val="false"/>
+        </w:rPr>
+        <w:t xml:space="preserve">Designed and owned a Go-based support-automation platform connecting Zendesk, Intercom, and internal services.</w:t>
+      </w:r>
+    </w:p>
+    <w:p>
+      <w:pPr>
+        <w:pStyle w:val="ListParagraph"/>
+        <w:numPr>
+          <w:ilvl w:val="0"/>
+          <w:numId w:val="1"/>
+        </w:numPr>
+        <w:bidi w:val="false"/>
+        <w:spacing w:after="60" w:before="60"/>
+      </w:pPr>
+      <w:r>
+        <w:rPr>
+          <w:rFonts w:ascii="Aptos" w:cs="Aptos" w:eastAsia="Aptos" w:hAnsi="Aptos"/>
+          <w:color w:val="000000"/>
+          <w:sz w:val="24"/>
+          <w:szCs w:val="24"/>
+          <w:rtl w:val="false"/>
+        </w:rPr>
+        <w:t xml:space="preserve">Built resilient message-delivery pipelines with fallback logic, retries, and monitoring for communication workflows.</w:t>
+      </w:r>
+    </w:p>
+    <w:p>
+      <w:pPr>
+        <w:pStyle w:val="ListParagraph"/>
+        <w:numPr>
+          <w:ilvl w:val="0"/>
+          <w:numId w:val="1"/>
+        </w:numPr>
+        <w:bidi w:val="false"/>
+        <w:spacing w:after="60" w:before="60"/>
+      </w:pPr>
+      <w:r>
+        <w:rPr>
+          <w:rFonts w:ascii="Aptos" w:cs="Aptos" w:eastAsia="Aptos" w:hAnsi="Aptos"/>
+          <w:color w:val="000000"/>
+          <w:sz w:val="24"/>
+          <w:szCs w:val="24"/>
+          <w:rtl w:val="false"/>
+        </w:rPr>
+        <w:t xml:space="preserve">Migrated business-critical support flows from Zendesk to Intercom's real-time engine.</w:t>
+      </w:r>
+    </w:p>
+    <w:p>
+      <w:pPr>
+        <w:pStyle w:val="ListParagraph"/>
+        <w:numPr>
+          <w:ilvl w:val="0"/>
+          <w:numId w:val="1"/>
+        </w:numPr>
+        <w:bidi w:val="false"/>
+        <w:spacing w:after="60" w:before="60"/>
+      </w:pPr>
+      <w:r>
+        <w:rPr>
+          <w:rFonts w:ascii="Aptos" w:cs="Aptos" w:eastAsia="Aptos" w:hAnsi="Aptos"/>
+          <w:color w:val="000000"/>
+          <w:sz w:val="24"/>
+          <w:szCs w:val="24"/>
+          <w:rtl w:val="false"/>
+        </w:rPr>
+        <w:t xml:space="preserve">Worked with support operations, product, and AI teams to align automation changes with practical support scenarios.
+Technologies: Go, REST APIs, Zendesk, Intercom, monitoring.</w:t>
+      </w:r>
+    </w:p>
+    <w:p>
+      <w:pPr>
+        <w:pStyle w:val="3"/>
+        <w:pStyle w:val="Heading3"/>
+        <w:bidi w:val="false"/>
+        <w:spacing w:after="120" w:before="240"/>
+      </w:pPr>
+      <w:bookmarkStart w:name="_Toc_CRURATED_PHP_Software_Developer_concurre_6" w:id="1"/>
+      <w:r>
+        <w:rPr>
+          <w:rFonts w:ascii="Aptos" w:cs="Aptos" w:eastAsia="Aptos" w:hAnsi="Aptos"/>
+          <w:color w:val="000000"/>
+          <w:sz w:val="24"/>
+          <w:szCs w:val="24"/>
+          <w:rtl w:val="false"/>
+        </w:rPr>
+        <w:t xml:space="preserve">CRURATED — PHP Software Developer, concurrent part-time subcontract / consulting engagement</w:t>
+      </w:r>
+      <w:bookmarkEnd w:id="1"/>
+    </w:p>
+    <w:p>
+      <w:pPr>
+        <w:bidi w:val="false"/>
+        <w:spacing w:after="120" w:before="120" w:line="259.20000000000005"/>
+        <w:jc w:val="left"/>
+      </w:pPr>
+      <w:r>
+        <w:rPr>
+          <w:rFonts w:ascii="Aptos" w:cs="Aptos" w:eastAsia="Aptos" w:hAnsi="Aptos"/>
+          <w:color w:val="000000"/>
+          <w:sz w:val="24"/>
+          <w:szCs w:val="24"/>
+          <w:rtl w:val="false"/>
+        </w:rPr>
+        <w:t xml:space="preserve">August 2024 – January 2026</w:t>
+      </w:r>
+    </w:p>
+    <w:p>
+      <w:pPr>
+        <w:pStyle w:val="ListParagraph"/>
+        <w:numPr>
+          <w:ilvl w:val="0"/>
+          <w:numId w:val="1"/>
+        </w:numPr>
+        <w:bidi w:val="false"/>
+        <w:spacing w:after="60" w:before="60"/>
+      </w:pPr>
+      <w:r>
+        <w:rPr>
+          <w:rFonts w:ascii="Aptos" w:cs="Aptos" w:eastAsia="Aptos" w:hAnsi="Aptos"/>
+          <w:color w:val="000000"/>
+          <w:sz w:val="24"/>
+          <w:szCs w:val="24"/>
+          <w:rtl w:val="false"/>
+        </w:rPr>
+        <w:t xml:space="preserve">Architected internal event-analytics infrastructure used for product metrics, reporting, and business insights.</w:t>
+      </w:r>
+    </w:p>
+    <w:p>
+      <w:pPr>
+        <w:pStyle w:val="ListParagraph"/>
+        <w:numPr>
+          <w:ilvl w:val="0"/>
+          <w:numId w:val="1"/>
+        </w:numPr>
+        <w:bidi w:val="false"/>
+        <w:spacing w:after="60" w:before="60"/>
+      </w:pPr>
+      <w:r>
+        <w:rPr>
+          <w:rFonts w:ascii="Aptos" w:cs="Aptos" w:eastAsia="Aptos" w:hAnsi="Aptos"/>
+          <w:color w:val="000000"/>
+          <w:sz w:val="24"/>
+          <w:szCs w:val="24"/>
+          <w:rtl w:val="false"/>
+        </w:rPr>
+        <w:t xml:space="preserve">Defined versioned event schemas to improve consistency when teams added new event types.</w:t>
+      </w:r>
+    </w:p>
+    <w:p>
+      <w:pPr>
+        <w:pStyle w:val="ListParagraph"/>
+        <w:numPr>
+          <w:ilvl w:val="0"/>
+          <w:numId w:val="1"/>
+        </w:numPr>
+        <w:bidi w:val="false"/>
+        <w:spacing w:after="60" w:before="60"/>
+      </w:pPr>
+      <w:r>
+        <w:rPr>
+          <w:rFonts w:ascii="Aptos" w:cs="Aptos" w:eastAsia="Aptos" w:hAnsi="Aptos"/>
+          <w:color w:val="000000"/>
+          <w:sz w:val="24"/>
+          <w:szCs w:val="24"/>
+          <w:rtl w:val="false"/>
+        </w:rPr>
+        <w:t xml:space="preserve">Built routing for multiple downstreams with delivery guarantees, backpressure handling, retries, and observability.</w:t>
+      </w:r>
+    </w:p>
+    <w:p>
+      <w:pPr>
+        <w:pStyle w:val="ListParagraph"/>
+        <w:numPr>
+          <w:ilvl w:val="0"/>
+          <w:numId w:val="1"/>
+        </w:numPr>
+        <w:bidi w:val="false"/>
+        <w:spacing w:after="60" w:before="60"/>
+      </w:pPr>
+      <w:r>
+        <w:rPr>
+          <w:rFonts w:ascii="Aptos" w:cs="Aptos" w:eastAsia="Aptos" w:hAnsi="Aptos"/>
+          <w:color w:val="000000"/>
+          <w:sz w:val="24"/>
+          <w:szCs w:val="24"/>
+          <w:rtl w:val="false"/>
+        </w:rPr>
+        <w:t xml:space="preserve">Reduced implementation time for new analytics streams from several days to under four hours through modular design.
+Technologies: PHP, AWS EventBridge, queues, webhooks, S3, observability.</w:t>
+      </w:r>
+    </w:p>
+    <w:p>
+      <w:pPr>
+        <w:pStyle w:val="3"/>
+        <w:pStyle w:val="Heading3"/>
+        <w:bidi w:val="false"/>
+        <w:spacing w:after="120" w:before="240"/>
+      </w:pPr>
+      <w:bookmarkStart w:name="_Toc_airSlate_Senior_Software_Developer_Techn_7" w:id="1"/>
+      <w:r>
+        <w:rPr>
+          <w:rFonts w:ascii="Aptos" w:cs="Aptos" w:eastAsia="Aptos" w:hAnsi="Aptos"/>
+          <w:color w:val="000000"/>
+          <w:sz w:val="24"/>
+          <w:szCs w:val="24"/>
+          <w:rtl w:val="false"/>
+        </w:rPr>
+        <w:t xml:space="preserve">airSlate — Senior Software Developer / Technical Lead</w:t>
+      </w:r>
+      <w:bookmarkEnd w:id="1"/>
+    </w:p>
+    <w:p>
+      <w:pPr>
+        <w:bidi w:val="false"/>
+        <w:spacing w:after="120" w:before="120" w:line="259.20000000000005"/>
+        <w:jc w:val="left"/>
+      </w:pPr>
+      <w:r>
+        <w:rPr>
+          <w:rFonts w:ascii="Aptos" w:cs="Aptos" w:eastAsia="Aptos" w:hAnsi="Aptos"/>
+          <w:color w:val="000000"/>
+          <w:sz w:val="24"/>
+          <w:szCs w:val="24"/>
+          <w:rtl w:val="false"/>
+        </w:rPr>
+        <w:t xml:space="preserve">February 2021 – August 2023</w:t>
+      </w:r>
+    </w:p>
+    <w:p>
+      <w:pPr>
+        <w:pStyle w:val="ListParagraph"/>
+        <w:numPr>
+          <w:ilvl w:val="0"/>
+          <w:numId w:val="1"/>
+        </w:numPr>
+        <w:bidi w:val="false"/>
+        <w:spacing w:after="60" w:before="60"/>
+      </w:pPr>
+      <w:r>
+        <w:rPr>
+          <w:rFonts w:ascii="Aptos" w:cs="Aptos" w:eastAsia="Aptos" w:hAnsi="Aptos"/>
+          <w:color w:val="000000"/>
+          <w:sz w:val="24"/>
+          <w:szCs w:val="24"/>
+          <w:rtl w:val="false"/>
+        </w:rPr>
+        <w:t xml:space="preserve">Investigated API and query-performance bottlenecks across backend services.</w:t>
+      </w:r>
+    </w:p>
+    <w:p>
+      <w:pPr>
+        <w:pStyle w:val="ListParagraph"/>
+        <w:numPr>
+          <w:ilvl w:val="0"/>
+          <w:numId w:val="1"/>
+        </w:numPr>
+        <w:bidi w:val="false"/>
+        <w:spacing w:after="60" w:before="60"/>
+      </w:pPr>
+      <w:r>
+        <w:rPr>
+          <w:rFonts w:ascii="Aptos" w:cs="Aptos" w:eastAsia="Aptos" w:hAnsi="Aptos"/>
+          <w:color w:val="000000"/>
+          <w:sz w:val="24"/>
+          <w:szCs w:val="24"/>
+          <w:rtl w:val="false"/>
+        </w:rPr>
+        <w:t xml:space="preserve">Reduced pressure on the main database by removing bottlenecks and redistributing workload.</w:t>
+      </w:r>
+    </w:p>
+    <w:p>
+      <w:pPr>
+        <w:pStyle w:val="ListParagraph"/>
+        <w:numPr>
+          <w:ilvl w:val="0"/>
+          <w:numId w:val="1"/>
+        </w:numPr>
+        <w:bidi w:val="false"/>
+        <w:spacing w:after="60" w:before="60"/>
+      </w:pPr>
+      <w:r>
+        <w:rPr>
+          <w:rFonts w:ascii="Aptos" w:cs="Aptos" w:eastAsia="Aptos" w:hAnsi="Aptos"/>
+          <w:color w:val="000000"/>
+          <w:sz w:val="24"/>
+          <w:szCs w:val="24"/>
+          <w:rtl w:val="false"/>
+        </w:rPr>
+        <w:t xml:space="preserve">Helped migrate services from ECS to Kubernetes and prepared Helm, GitHub Actions, and ArgoCD delivery workflows.</w:t>
+      </w:r>
+    </w:p>
+    <w:p>
+      <w:pPr>
+        <w:pStyle w:val="ListParagraph"/>
+        <w:numPr>
+          <w:ilvl w:val="0"/>
+          <w:numId w:val="1"/>
+        </w:numPr>
+        <w:bidi w:val="false"/>
+        <w:spacing w:after="60" w:before="60"/>
+      </w:pPr>
+      <w:r>
+        <w:rPr>
+          <w:rFonts w:ascii="Aptos" w:cs="Aptos" w:eastAsia="Aptos" w:hAnsi="Aptos"/>
+          <w:color w:val="000000"/>
+          <w:sz w:val="24"/>
+          <w:szCs w:val="24"/>
+          <w:rtl w:val="false"/>
+        </w:rPr>
+        <w:t xml:space="preserve">Implemented a Laravel/Symfony-based product-wide logger package aligned with interservice communication standards.</w:t>
+      </w:r>
+    </w:p>
+    <w:p>
+      <w:pPr>
+        <w:pStyle w:val="ListParagraph"/>
+        <w:numPr>
+          <w:ilvl w:val="0"/>
+          <w:numId w:val="1"/>
+        </w:numPr>
+        <w:bidi w:val="false"/>
+        <w:spacing w:after="60" w:before="60"/>
+      </w:pPr>
+      <w:r>
+        <w:rPr>
+          <w:rFonts w:ascii="Aptos" w:cs="Aptos" w:eastAsia="Aptos" w:hAnsi="Aptos"/>
+          <w:color w:val="000000"/>
+          <w:sz w:val="24"/>
+          <w:szCs w:val="24"/>
+          <w:rtl w:val="false"/>
+        </w:rPr>
+        <w:t xml:space="preserve">Troubleshot production issues through logs, monitoring, and SRE dashboards, then delivered fixes and operational improvements.</w:t>
+      </w:r>
+    </w:p>
+    <w:p>
+      <w:pPr>
+        <w:pStyle w:val="ListParagraph"/>
+        <w:numPr>
+          <w:ilvl w:val="0"/>
+          <w:numId w:val="1"/>
+        </w:numPr>
+        <w:bidi w:val="false"/>
+        <w:spacing w:after="60" w:before="60"/>
+      </w:pPr>
+      <w:r>
+        <w:rPr>
+          <w:rFonts w:ascii="Aptos" w:cs="Aptos" w:eastAsia="Aptos" w:hAnsi="Aptos"/>
+          <w:color w:val="000000"/>
+          <w:sz w:val="24"/>
+          <w:szCs w:val="24"/>
+          <w:rtl w:val="false"/>
+        </w:rPr>
+        <w:t xml:space="preserve">Implemented CI/CD pipelines that improved consistency of service delivery and release workflows.
+Technologies: PHP, Laravel, Symfony, MySQL, Elasticsearch, RabbitMQ, AWS, Kubernetes, Prometheus, Helm, GitHub Actions, ArgoCD.</w:t>
+      </w:r>
+    </w:p>
+    <w:p>
+      <w:pPr>
+        <w:pStyle w:val="3"/>
+        <w:pStyle w:val="Heading3"/>
+        <w:bidi w:val="false"/>
+        <w:spacing w:after="120" w:before="240"/>
+      </w:pPr>
+      <w:bookmarkStart w:name="_Toc_Hyprr_Technical_Lead_8" w:id="1"/>
+      <w:r>
+        <w:rPr>
+          <w:rFonts w:ascii="Aptos" w:cs="Aptos" w:eastAsia="Aptos" w:hAnsi="Aptos"/>
+          <w:color w:val="000000"/>
+          <w:sz w:val="24"/>
+          <w:szCs w:val="24"/>
+          <w:rtl w:val="false"/>
+        </w:rPr>
+        <w:t xml:space="preserve">Hyprr — Technical Lead</w:t>
+      </w:r>
+      <w:bookmarkEnd w:id="1"/>
+    </w:p>
+    <w:p>
+      <w:pPr>
+        <w:bidi w:val="false"/>
+        <w:spacing w:after="120" w:before="120" w:line="259.20000000000005"/>
+        <w:jc w:val="left"/>
+      </w:pPr>
+      <w:r>
+        <w:rPr>
+          <w:rFonts w:ascii="Aptos" w:cs="Aptos" w:eastAsia="Aptos" w:hAnsi="Aptos"/>
+          <w:color w:val="000000"/>
+          <w:sz w:val="24"/>
+          <w:szCs w:val="24"/>
+          <w:rtl w:val="false"/>
+        </w:rPr>
+        <w:t xml:space="preserve">November 2019 – January 2021</w:t>
+      </w:r>
+    </w:p>
+    <w:p>
+      <w:pPr>
+        <w:pStyle w:val="ListParagraph"/>
+        <w:numPr>
+          <w:ilvl w:val="0"/>
+          <w:numId w:val="1"/>
+        </w:numPr>
+        <w:bidi w:val="false"/>
+        <w:spacing w:after="60" w:before="60"/>
+      </w:pPr>
+      <w:r>
+        <w:rPr>
+          <w:rFonts w:ascii="Aptos" w:cs="Aptos" w:eastAsia="Aptos" w:hAnsi="Aptos"/>
+          <w:color w:val="000000"/>
+          <w:sz w:val="24"/>
+          <w:szCs w:val="24"/>
+          <w:rtl w:val="false"/>
+        </w:rPr>
+        <w:t xml:space="preserve">Led backend development while the product moved from prototype to closed beta in under six months.</w:t>
+      </w:r>
+    </w:p>
+    <w:p>
+      <w:pPr>
+        <w:pStyle w:val="ListParagraph"/>
+        <w:numPr>
+          <w:ilvl w:val="0"/>
+          <w:numId w:val="1"/>
+        </w:numPr>
+        <w:bidi w:val="false"/>
+        <w:spacing w:after="60" w:before="60"/>
+      </w:pPr>
+      <w:r>
+        <w:rPr>
+          <w:rFonts w:ascii="Aptos" w:cs="Aptos" w:eastAsia="Aptos" w:hAnsi="Aptos"/>
+          <w:color w:val="000000"/>
+          <w:sz w:val="24"/>
+          <w:szCs w:val="24"/>
+          <w:rtl w:val="false"/>
+        </w:rPr>
+        <w:t xml:space="preserve">Worked with the CTO on technology planning and the core delivery stack.</w:t>
+      </w:r>
+    </w:p>
+    <w:p>
+      <w:pPr>
+        <w:pStyle w:val="ListParagraph"/>
+        <w:numPr>
+          <w:ilvl w:val="0"/>
+          <w:numId w:val="1"/>
+        </w:numPr>
+        <w:bidi w:val="false"/>
+        <w:spacing w:after="60" w:before="60"/>
+      </w:pPr>
+      <w:r>
+        <w:rPr>
+          <w:rFonts w:ascii="Aptos" w:cs="Aptos" w:eastAsia="Aptos" w:hAnsi="Aptos"/>
+          <w:color w:val="000000"/>
+          <w:sz w:val="24"/>
+          <w:szCs w:val="24"/>
+          <w:rtl w:val="false"/>
+        </w:rPr>
+        <w:t xml:space="preserve">Influenced microservice, serverless, CI/CD, and serviceability decisions across product delivery.
+Technologies: PHP, Go, Laravel, MySQL, AWS, Kubernetes, microservices.</w:t>
+      </w:r>
+    </w:p>
+    <w:p>
+      <w:pPr>
+        <w:pStyle w:val="3"/>
+        <w:pStyle w:val="Heading3"/>
+        <w:bidi w:val="false"/>
+        <w:spacing w:after="120" w:before="240"/>
+      </w:pPr>
+      <w:bookmarkStart w:name="_Toc_PDFfiller_Technical_Lead_9" w:id="1"/>
+      <w:r>
+        <w:rPr>
+          <w:rFonts w:ascii="Aptos" w:cs="Aptos" w:eastAsia="Aptos" w:hAnsi="Aptos"/>
+          <w:color w:val="000000"/>
+          <w:sz w:val="24"/>
+          <w:szCs w:val="24"/>
+          <w:rtl w:val="false"/>
+        </w:rPr>
+        <w:t xml:space="preserve">PDFfiller — Technical Lead</w:t>
+      </w:r>
+      <w:bookmarkEnd w:id="1"/>
+    </w:p>
+    <w:p>
+      <w:pPr>
+        <w:bidi w:val="false"/>
+        <w:spacing w:after="120" w:before="120" w:line="259.20000000000005"/>
+        <w:jc w:val="left"/>
+      </w:pPr>
+      <w:r>
+        <w:rPr>
+          <w:rFonts w:ascii="Aptos" w:cs="Aptos" w:eastAsia="Aptos" w:hAnsi="Aptos"/>
+          <w:color w:val="000000"/>
+          <w:sz w:val="24"/>
+          <w:szCs w:val="24"/>
+          <w:rtl w:val="false"/>
+        </w:rPr>
+        <w:t xml:space="preserve">October 2016 – December 2018</w:t>
+      </w:r>
+    </w:p>
+    <w:p>
+      <w:pPr>
+        <w:pStyle w:val="ListParagraph"/>
+        <w:numPr>
+          <w:ilvl w:val="0"/>
+          <w:numId w:val="1"/>
+        </w:numPr>
+        <w:bidi w:val="false"/>
+        <w:spacing w:after="60" w:before="60"/>
+      </w:pPr>
+      <w:r>
+        <w:rPr>
+          <w:rFonts w:ascii="Aptos" w:cs="Aptos" w:eastAsia="Aptos" w:hAnsi="Aptos"/>
+          <w:color w:val="000000"/>
+          <w:sz w:val="24"/>
+          <w:szCs w:val="24"/>
+          <w:rtl w:val="false"/>
+        </w:rPr>
+        <w:t xml:space="preserve">Led a team of five backend engineers developing a transactional-email service.</w:t>
+      </w:r>
+    </w:p>
+    <w:p>
+      <w:pPr>
+        <w:pStyle w:val="ListParagraph"/>
+        <w:numPr>
+          <w:ilvl w:val="0"/>
+          <w:numId w:val="1"/>
+        </w:numPr>
+        <w:bidi w:val="false"/>
+        <w:spacing w:after="60" w:before="60"/>
+      </w:pPr>
+      <w:r>
+        <w:rPr>
+          <w:rFonts w:ascii="Aptos" w:cs="Aptos" w:eastAsia="Aptos" w:hAnsi="Aptos"/>
+          <w:color w:val="000000"/>
+          <w:sz w:val="24"/>
+          <w:szCs w:val="24"/>
+          <w:rtl w:val="false"/>
+        </w:rPr>
+        <w:t xml:space="preserve">Supported service capacity of around 50 million emails per month and helped guide delivery during BFCM peak periods.</w:t>
+      </w:r>
+    </w:p>
+    <w:p>
+      <w:pPr>
+        <w:pStyle w:val="ListParagraph"/>
+        <w:numPr>
+          <w:ilvl w:val="0"/>
+          <w:numId w:val="1"/>
+        </w:numPr>
+        <w:bidi w:val="false"/>
+        <w:spacing w:after="60" w:before="60"/>
+      </w:pPr>
+      <w:r>
+        <w:rPr>
+          <w:rFonts w:ascii="Aptos" w:cs="Aptos" w:eastAsia="Aptos" w:hAnsi="Aptos"/>
+          <w:color w:val="000000"/>
+          <w:sz w:val="24"/>
+          <w:szCs w:val="24"/>
+          <w:rtl w:val="false"/>
+        </w:rPr>
+        <w:t xml:space="preserve">Made technical decisions across messaging infrastructure and supported team members through delivery planning and review.</w:t>
+      </w:r>
+    </w:p>
+    <w:p>
+      <w:pPr>
+        <w:pStyle w:val="ListParagraph"/>
+        <w:numPr>
+          <w:ilvl w:val="0"/>
+          <w:numId w:val="1"/>
+        </w:numPr>
+        <w:bidi w:val="false"/>
+        <w:spacing w:after="60" w:before="60"/>
+      </w:pPr>
+      <w:r>
+        <w:rPr>
+          <w:rFonts w:ascii="Aptos" w:cs="Aptos" w:eastAsia="Aptos" w:hAnsi="Aptos"/>
+          <w:color w:val="000000"/>
+          <w:sz w:val="24"/>
+          <w:szCs w:val="24"/>
+          <w:rtl w:val="false"/>
+        </w:rPr>
+        <w:t xml:space="preserve">Maintained a focus on reliable systems, clear ownership, and pragmatic backend engineering decisions.
+Technologies: PHP, Laravel, MySQL, Elasticsearch, RabbitMQ, AWS, DNS, DKIM, SPF, DMARC.</w:t>
       </w:r>
     </w:p>
     <w:p>
@@ -160,7 +1156,7 @@
         <w:bidi w:val="false"/>
         <w:spacing w:after="120" w:before="240"/>
       </w:pPr>
-      <w:bookmarkStart w:name="_Toc_Experience_4" w:id="1"/>
+      <w:bookmarkStart w:name="_Toc_Education_10" w:id="1"/>
       <w:r>
         <w:rPr>
           <w:rFonts w:ascii="Aptos" w:cs="Aptos" w:eastAsia="Aptos" w:hAnsi="Aptos"/>
@@ -169,27 +1165,7 @@
           <w:szCs w:val="28"/>
           <w:rtl w:val="false"/>
         </w:rPr>
-        <w:t xml:space="preserve">Experience</w:t>
-      </w:r>
-      <w:bookmarkEnd w:id="1"/>
-    </w:p>
-    <w:p>
-      <w:pPr>
-        <w:pStyle w:val="3"/>
-        <w:pStyle w:val="Heading3"/>
-        <w:bidi w:val="false"/>
-        <w:spacing w:after="120" w:before="240"/>
-      </w:pPr>
-      <w:bookmarkStart w:name="_Toc_Simplelife_Software_Developer_5" w:id="1"/>
-      <w:r>
-        <w:rPr>
-          <w:rFonts w:ascii="Aptos" w:cs="Aptos" w:eastAsia="Aptos" w:hAnsi="Aptos"/>
-          <w:color w:val="000000"/>
-          <w:sz w:val="24"/>
-          <w:szCs w:val="24"/>
-          <w:rtl w:val="false"/>
-        </w:rPr>
-        <w:t xml:space="preserve">Simple.life — Software Developer</w:t>
+        <w:t xml:space="preserve">Education</w:t>
       </w:r>
       <w:bookmarkEnd w:id="1"/>
     </w:p>
@@ -207,265 +1183,7 @@
           <w:szCs w:val="24"/>
           <w:rtl w:val="false"/>
         </w:rPr>
-        <w:t xml:space="preserve">November 2023 – July 2026</w:t>
-      </w:r>
-    </w:p>
-    <w:p>
-      <w:pPr>
-        <w:pStyle w:val="ListParagraph"/>
-        <w:numPr>
-          <w:ilvl w:val="0"/>
-          <w:numId w:val="1"/>
-        </w:numPr>
-        <w:bidi w:val="false"/>
-        <w:spacing w:after="60" w:before="60"/>
-      </w:pPr>
-      <w:r>
-        <w:rPr>
-          <w:rFonts w:ascii="Aptos" w:cs="Aptos" w:eastAsia="Aptos" w:hAnsi="Aptos"/>
-          <w:color w:val="000000"/>
-          <w:sz w:val="24"/>
-          <w:szCs w:val="24"/>
-          <w:rtl w:val="false"/>
-        </w:rPr>
-        <w:t xml:space="preserve">Owned a Go automation platform connecting customer systems and internal services with monitoring and resilient delivery.
-Technologies: Go, REST APIs, Zendesk, Intercom, monitoring.</w:t>
-      </w:r>
-    </w:p>
-    <w:p>
-      <w:pPr>
-        <w:pStyle w:val="3"/>
-        <w:pStyle w:val="Heading3"/>
-        <w:bidi w:val="false"/>
-        <w:spacing w:after="120" w:before="240"/>
-      </w:pPr>
-      <w:bookmarkStart w:name="_Toc_CRURATED_PHP_Software_Developer_concurre_6" w:id="1"/>
-      <w:r>
-        <w:rPr>
-          <w:rFonts w:ascii="Aptos" w:cs="Aptos" w:eastAsia="Aptos" w:hAnsi="Aptos"/>
-          <w:color w:val="000000"/>
-          <w:sz w:val="24"/>
-          <w:szCs w:val="24"/>
-          <w:rtl w:val="false"/>
-        </w:rPr>
-        <w:t xml:space="preserve">CRURATED — PHP Software Developer, concurrent part-time consulting engagement</w:t>
-      </w:r>
-      <w:bookmarkEnd w:id="1"/>
-    </w:p>
-    <w:p>
-      <w:pPr>
-        <w:bidi w:val="false"/>
-        <w:spacing w:after="120" w:before="120" w:line="259.20000000000005"/>
-        <w:jc w:val="left"/>
-      </w:pPr>
-      <w:r>
-        <w:rPr>
-          <w:rFonts w:ascii="Aptos" w:cs="Aptos" w:eastAsia="Aptos" w:hAnsi="Aptos"/>
-          <w:color w:val="000000"/>
-          <w:sz w:val="24"/>
-          <w:szCs w:val="24"/>
-          <w:rtl w:val="false"/>
-        </w:rPr>
-        <w:t xml:space="preserve">August 2024 – January 2026</w:t>
-      </w:r>
-    </w:p>
-    <w:p>
-      <w:pPr>
-        <w:pStyle w:val="ListParagraph"/>
-        <w:numPr>
-          <w:ilvl w:val="0"/>
-          <w:numId w:val="1"/>
-        </w:numPr>
-        <w:bidi w:val="false"/>
-        <w:spacing w:after="60" w:before="60"/>
-      </w:pPr>
-      <w:r>
-        <w:rPr>
-          <w:rFonts w:ascii="Aptos" w:cs="Aptos" w:eastAsia="Aptos" w:hAnsi="Aptos"/>
-          <w:color w:val="000000"/>
-          <w:sz w:val="24"/>
-          <w:szCs w:val="24"/>
-          <w:rtl w:val="false"/>
-        </w:rPr>
-        <w:t xml:space="preserve">Architected event analytics infrastructure with queues, routing, retries, and observability.
-Technologies: PHP, AWS EventBridge, queues, webhooks, S3, observability.</w:t>
-      </w:r>
-    </w:p>
-    <w:p>
-      <w:pPr>
-        <w:pStyle w:val="3"/>
-        <w:pStyle w:val="Heading3"/>
-        <w:bidi w:val="false"/>
-        <w:spacing w:after="120" w:before="240"/>
-      </w:pPr>
-      <w:bookmarkStart w:name="_Toc_airSlate_Senior_Software_Developer_Techn_7" w:id="1"/>
-      <w:r>
-        <w:rPr>
-          <w:rFonts w:ascii="Aptos" w:cs="Aptos" w:eastAsia="Aptos" w:hAnsi="Aptos"/>
-          <w:color w:val="000000"/>
-          <w:sz w:val="24"/>
-          <w:szCs w:val="24"/>
-          <w:rtl w:val="false"/>
-        </w:rPr>
-        <w:t xml:space="preserve">airSlate — Senior Software Developer / Technical Lead</w:t>
-      </w:r>
-      <w:bookmarkEnd w:id="1"/>
-    </w:p>
-    <w:p>
-      <w:pPr>
-        <w:bidi w:val="false"/>
-        <w:spacing w:after="120" w:before="120" w:line="259.20000000000005"/>
-        <w:jc w:val="left"/>
-      </w:pPr>
-      <w:r>
-        <w:rPr>
-          <w:rFonts w:ascii="Aptos" w:cs="Aptos" w:eastAsia="Aptos" w:hAnsi="Aptos"/>
-          <w:color w:val="000000"/>
-          <w:sz w:val="24"/>
-          <w:szCs w:val="24"/>
-          <w:rtl w:val="false"/>
-        </w:rPr>
-        <w:t xml:space="preserve">February 2021 – August 2023</w:t>
-      </w:r>
-    </w:p>
-    <w:p>
-      <w:pPr>
-        <w:pStyle w:val="ListParagraph"/>
-        <w:numPr>
-          <w:ilvl w:val="0"/>
-          <w:numId w:val="1"/>
-        </w:numPr>
-        <w:bidi w:val="false"/>
-        <w:spacing w:after="60" w:before="60"/>
-      </w:pPr>
-      <w:r>
-        <w:rPr>
-          <w:rFonts w:ascii="Aptos" w:cs="Aptos" w:eastAsia="Aptos" w:hAnsi="Aptos"/>
-          <w:color w:val="000000"/>
-          <w:sz w:val="24"/>
-          <w:szCs w:val="24"/>
-          <w:rtl w:val="false"/>
-        </w:rPr>
-        <w:t xml:space="preserve">Improved PHP APIs and database performance, migrated services to Kubernetes, and delivered Laravel/Symfony tooling and CI/CD.
-Technologies: PHP, Laravel, Symfony, MySQL, Elasticsearch, RabbitMQ, AWS, Kubernetes, Helm, ArgoCD, Prometheus.</w:t>
-      </w:r>
-    </w:p>
-    <w:p>
-      <w:pPr>
-        <w:pStyle w:val="3"/>
-        <w:pStyle w:val="Heading3"/>
-        <w:bidi w:val="false"/>
-        <w:spacing w:after="120" w:before="240"/>
-      </w:pPr>
-      <w:bookmarkStart w:name="_Toc_Hyprr_Technical_Lead_8" w:id="1"/>
-      <w:r>
-        <w:rPr>
-          <w:rFonts w:ascii="Aptos" w:cs="Aptos" w:eastAsia="Aptos" w:hAnsi="Aptos"/>
-          <w:color w:val="000000"/>
-          <w:sz w:val="24"/>
-          <w:szCs w:val="24"/>
-          <w:rtl w:val="false"/>
-        </w:rPr>
-        <w:t xml:space="preserve">Hyprr — Technical Lead</w:t>
-      </w:r>
-      <w:bookmarkEnd w:id="1"/>
-    </w:p>
-    <w:p>
-      <w:pPr>
-        <w:bidi w:val="false"/>
-        <w:spacing w:after="120" w:before="120" w:line="259.20000000000005"/>
-        <w:jc w:val="left"/>
-      </w:pPr>
-      <w:r>
-        <w:rPr>
-          <w:rFonts w:ascii="Aptos" w:cs="Aptos" w:eastAsia="Aptos" w:hAnsi="Aptos"/>
-          <w:color w:val="000000"/>
-          <w:sz w:val="24"/>
-          <w:szCs w:val="24"/>
-          <w:rtl w:val="false"/>
-        </w:rPr>
-        <w:t xml:space="preserve">November 2019 – January 2021</w:t>
-      </w:r>
-    </w:p>
-    <w:p>
-      <w:pPr>
-        <w:pStyle w:val="ListParagraph"/>
-        <w:numPr>
-          <w:ilvl w:val="0"/>
-          <w:numId w:val="1"/>
-        </w:numPr>
-        <w:bidi w:val="false"/>
-        <w:spacing w:after="60" w:before="60"/>
-      </w:pPr>
-      <w:r>
-        <w:rPr>
-          <w:rFonts w:ascii="Aptos" w:cs="Aptos" w:eastAsia="Aptos" w:hAnsi="Aptos"/>
-          <w:color w:val="000000"/>
-          <w:sz w:val="24"/>
-          <w:szCs w:val="24"/>
-          <w:rtl w:val="false"/>
-        </w:rPr>
-        <w:t xml:space="preserve">Led backend delivery from prototype to closed beta in under six months.
-Technologies: PHP, Go, Laravel, MySQL, AWS, Kubernetes, microservices.</w:t>
-      </w:r>
-    </w:p>
-    <w:p>
-      <w:pPr>
-        <w:pStyle w:val="3"/>
-        <w:pStyle w:val="Heading3"/>
-        <w:bidi w:val="false"/>
-        <w:spacing w:after="120" w:before="240"/>
-      </w:pPr>
-      <w:bookmarkStart w:name="_Toc_PDFfiller_Technical_Lead_9" w:id="1"/>
-      <w:r>
-        <w:rPr>
-          <w:rFonts w:ascii="Aptos" w:cs="Aptos" w:eastAsia="Aptos" w:hAnsi="Aptos"/>
-          <w:color w:val="000000"/>
-          <w:sz w:val="24"/>
-          <w:szCs w:val="24"/>
-          <w:rtl w:val="false"/>
-        </w:rPr>
-        <w:t xml:space="preserve">PDFfiller — Technical Lead</w:t>
-      </w:r>
-      <w:bookmarkEnd w:id="1"/>
-    </w:p>
-    <w:p>
-      <w:pPr>
-        <w:bidi w:val="false"/>
-        <w:spacing w:after="120" w:before="120" w:line="259.20000000000005"/>
-        <w:jc w:val="left"/>
-      </w:pPr>
-      <w:r>
-        <w:rPr>
-          <w:rFonts w:ascii="Aptos" w:cs="Aptos" w:eastAsia="Aptos" w:hAnsi="Aptos"/>
-          <w:color w:val="000000"/>
-          <w:sz w:val="24"/>
-          <w:szCs w:val="24"/>
-          <w:rtl w:val="false"/>
-        </w:rPr>
-        <w:t xml:space="preserve">October 2016 – December 2018</w:t>
-      </w:r>
-    </w:p>
-    <w:p>
-      <w:pPr>
-        <w:pStyle w:val="ListParagraph"/>
-        <w:numPr>
-          <w:ilvl w:val="0"/>
-          <w:numId w:val="1"/>
-        </w:numPr>
-        <w:bidi w:val="false"/>
-        <w:spacing w:after="60" w:before="60"/>
-      </w:pPr>
-      <w:r>
-        <w:rPr>
-          <w:rFonts w:ascii="Aptos" w:cs="Aptos" w:eastAsia="Aptos" w:hAnsi="Aptos"/>
-          <w:color w:val="000000"/>
-          <w:sz w:val="24"/>
-          <w:szCs w:val="24"/>
-          <w:rtl w:val="false"/>
-        </w:rPr>
-        <w:t xml:space="preserve">Led five backend engineers building transactional email systems handling around 50 million emails monthly.
-Technologies: PHP, Laravel, MySQL, Elasticsearch, RabbitMQ, AWS, DNS, DKIM, SPF, DMARC.</w:t>
+        <w:t xml:space="preserve">MSc in Computer Science, National Technical University, Kharkiv, Ukraine, 2003–2008</w:t>
       </w:r>
     </w:p>
     <w:p>
@@ -475,7 +1193,7 @@
         <w:bidi w:val="false"/>
         <w:spacing w:after="120" w:before="240"/>
       </w:pPr>
-      <w:bookmarkStart w:name="_Toc_Education_10" w:id="1"/>
+      <w:bookmarkStart w:name="_Toc_Languages_11" w:id="1"/>
       <w:r>
         <w:rPr>
           <w:rFonts w:ascii="Aptos" w:cs="Aptos" w:eastAsia="Aptos" w:hAnsi="Aptos"/>
@@ -484,62 +1202,50 @@
           <w:szCs w:val="28"/>
           <w:rtl w:val="false"/>
         </w:rPr>
-        <w:t xml:space="preserve">Education</w:t>
+        <w:t xml:space="preserve">Languages</w:t>
       </w:r>
       <w:bookmarkEnd w:id="1"/>
     </w:p>
     <w:p>
       <w:pPr>
-        <w:bidi w:val="false"/>
-        <w:spacing w:after="120" w:before="120" w:line="259.20000000000005"/>
-        <w:jc w:val="left"/>
-      </w:pPr>
-      <w:r>
-        <w:rPr>
-          <w:rFonts w:ascii="Aptos" w:cs="Aptos" w:eastAsia="Aptos" w:hAnsi="Aptos"/>
-          <w:color w:val="000000"/>
-          <w:sz w:val="24"/>
-          <w:szCs w:val="24"/>
-          <w:rtl w:val="false"/>
-        </w:rPr>
-        <w:t xml:space="preserve">MSc in Computer Science, National Technical University, Kharkiv, 2003–2008</w:t>
-      </w:r>
-    </w:p>
-    <w:p>
-      <w:pPr>
-        <w:pStyle w:val="2"/>
-        <w:pStyle w:val="Heading2"/>
-        <w:bidi w:val="false"/>
-        <w:spacing w:after="120" w:before="240"/>
-      </w:pPr>
-      <w:bookmarkStart w:name="_Toc_Languages_11" w:id="1"/>
-      <w:r>
-        <w:rPr>
-          <w:rFonts w:ascii="Aptos" w:cs="Aptos" w:eastAsia="Aptos" w:hAnsi="Aptos"/>
-          <w:color w:val="000000"/>
-          <w:sz w:val="28"/>
-          <w:szCs w:val="28"/>
-          <w:rtl w:val="false"/>
-        </w:rPr>
-        <w:t xml:space="preserve">Languages</w:t>
-      </w:r>
-      <w:bookmarkEnd w:id="1"/>
-    </w:p>
-    <w:p>
-      <w:pPr>
-        <w:bidi w:val="false"/>
-        <w:spacing w:after="120" w:before="120" w:line="259.20000000000005"/>
-        <w:jc w:val="left"/>
-      </w:pPr>
-      <w:r>
-        <w:rPr>
-          <w:rFonts w:ascii="Aptos" w:cs="Aptos" w:eastAsia="Aptos" w:hAnsi="Aptos"/>
-          <w:color w:val="000000"/>
-          <w:sz w:val="24"/>
-          <w:szCs w:val="24"/>
-          <w:rtl w:val="false"/>
-        </w:rPr>
-        <w:t xml:space="preserve">Ukrainian (native); English (upper-intermediate / professional working).</w:t>
+        <w:pStyle w:val="ListParagraph"/>
+        <w:numPr>
+          <w:ilvl w:val="0"/>
+          <w:numId w:val="1"/>
+        </w:numPr>
+        <w:bidi w:val="false"/>
+        <w:spacing w:after="60" w:before="60"/>
+      </w:pPr>
+      <w:r>
+        <w:rPr>
+          <w:rFonts w:ascii="Aptos" w:cs="Aptos" w:eastAsia="Aptos" w:hAnsi="Aptos"/>
+          <w:color w:val="000000"/>
+          <w:sz w:val="24"/>
+          <w:szCs w:val="24"/>
+          <w:rtl w:val="false"/>
+        </w:rPr>
+        <w:t xml:space="preserve">Ukrainian — native</w:t>
+      </w:r>
+    </w:p>
+    <w:p>
+      <w:pPr>
+        <w:pStyle w:val="ListParagraph"/>
+        <w:numPr>
+          <w:ilvl w:val="0"/>
+          <w:numId w:val="1"/>
+        </w:numPr>
+        <w:bidi w:val="false"/>
+        <w:spacing w:after="60" w:before="60"/>
+      </w:pPr>
+      <w:r>
+        <w:rPr>
+          <w:rFonts w:ascii="Aptos" w:cs="Aptos" w:eastAsia="Aptos" w:hAnsi="Aptos"/>
+          <w:color w:val="000000"/>
+          <w:sz w:val="24"/>
+          <w:szCs w:val="24"/>
+          <w:rtl w:val="false"/>
+        </w:rPr>
+        <w:t xml:space="preserve">English — upper-intermediate / professional working</w:t>
       </w:r>
     </w:p>
     <w:sectPr>
